--- a/templates/word/giai_trinh_tong_hop.docx
+++ b/templates/word/giai_trinh_tong_hop.docx
@@ -92,11 +92,10 @@
         </w:tblBorders>
       </w:tblPr>
       <w:tblGrid>
-        <w:gridCol w:w="2064"/>
-        <w:gridCol w:w="2064"/>
-        <w:gridCol w:w="2064"/>
-        <w:gridCol w:w="2064"/>
-        <w:gridCol w:w="2064"/>
+        <w:gridCol w:w="2579"/>
+        <w:gridCol w:w="2579"/>
+        <w:gridCol w:w="2579"/>
+        <w:gridCol w:w="2579"/>
       </w:tblGrid>
       <w:tr>
         <w:trPr>
@@ -104,7 +103,7 @@
         </w:trPr>
         <w:tc>
           <w:tcPr>
-            <w:tcW w:type="dxa" w:w="1814"/>
+            <w:tcW w:type="dxa" w:w="2268"/>
             <w:vAlign w:val="center"/>
             <w:tcMar>
               <w:top w:w="100" w:type="dxa"/>
@@ -132,7 +131,7 @@
         </w:tc>
         <w:tc>
           <w:tcPr>
-            <w:tcW w:type="dxa" w:w="1247"/>
+            <w:tcW w:type="dxa" w:w="1361"/>
             <w:vAlign w:val="center"/>
             <w:tcMar>
               <w:top w:w="100" w:type="dxa"/>
@@ -160,7 +159,7 @@
         </w:tc>
         <w:tc>
           <w:tcPr>
-            <w:tcW w:type="dxa" w:w="2494"/>
+            <w:tcW w:type="dxa" w:w="3288"/>
             <w:vAlign w:val="center"/>
             <w:tcMar>
               <w:top w:w="100" w:type="dxa"/>
@@ -188,7 +187,7 @@
         </w:tc>
         <w:tc>
           <w:tcPr>
-            <w:tcW w:type="dxa" w:w="2835"/>
+            <w:tcW w:type="dxa" w:w="3402"/>
             <w:vAlign w:val="center"/>
             <w:tcMar>
               <w:top w:w="100" w:type="dxa"/>
@@ -214,40 +213,12 @@
             </w:r>
           </w:p>
         </w:tc>
-        <w:tc>
-          <w:tcPr>
-            <w:tcW w:type="dxa" w:w="1928"/>
-            <w:vAlign w:val="center"/>
-            <w:tcMar>
-              <w:top w:w="100" w:type="dxa"/>
-              <w:start w:w="90" w:type="dxa"/>
-              <w:bottom w:w="100" w:type="dxa"/>
-              <w:end w:w="90" w:type="dxa"/>
-            </w:tcMar>
-            <w:shd w:fill="1F4E78"/>
-          </w:tcPr>
-          <w:p>
-            <w:pPr>
-              <w:spacing w:after="0"/>
-              <w:jc w:val="center"/>
-            </w:pPr>
-            <w:r>
-              <w:rPr>
-                <w:rFonts w:ascii="Times New Roman" w:hAnsi="Times New Roman" w:eastAsia="Times New Roman"/>
-                <w:b/>
-                <w:color w:val="FFFFFF"/>
-                <w:sz w:val="17"/>
-              </w:rPr>
-              <w:t>GHI CHÚ</w:t>
-            </w:r>
-          </w:p>
-        </w:tc>
       </w:tr>
       <w:tr>
         <w:tc>
           <w:tcPr>
-            <w:tcW w:type="dxa" w:w="10320"/>
-            <w:gridSpan w:val="5"/>
+            <w:tcW w:type="dxa" w:w="10316"/>
+            <w:gridSpan w:val="4"/>
           </w:tcPr>
           <w:p>
             <w:r>
